--- a/STARLAB_Unit_5/Student Handouts/Handout_06_Discussion_Builder.docx
+++ b/STARLAB_Unit_5/Student Handouts/Handout_06_Discussion_Builder.docx
@@ -4,38 +4,87 @@
   <w:body>
     <w:p>
       <w:pPr>
-        <w:pStyle w:val="Title"/>
+        <w:pStyle w:val="STARLABKicker"/>
+      </w:pPr>
+      <w:r>
+        <w:rPr>
+          <w:rFonts w:ascii="Arial" w:hAnsi="Arial" w:eastAsia="Arial" w:cs="Arial"/>
+          <w:color w:val="E31B23"/>
+          <w:sz w:val="18"/>
+          <w:szCs w:val="18"/>
+          <w:b w:val="1"/>
+        </w:rPr>
+        <w:t>STARLAB</w:t>
+      </w:r>
+    </w:p>
+    <w:p>
+      <w:pPr>
+        <w:pStyle w:val="STARLABResourceTitle"/>
         <w:jc w:val="center"/>
       </w:pPr>
       <w:r>
         <w:rPr>
-          <w:b/>
+          <w:rFonts w:ascii="Arial" w:hAnsi="Arial" w:eastAsia="Arial" w:cs="Arial"/>
+          <w:color w:val="111111"/>
+          <w:sz w:val="38"/>
+          <w:szCs w:val="38"/>
+          <w:b w:val="1"/>
         </w:rPr>
-        <w:t>Student Handout 6: Discussion Builder</w:t>
+        <w:t>Discussion Builder</w:t>
       </w:r>
     </w:p>
     <w:p>
       <w:pPr>
-        <w:jc w:val="center"/>
+        <w:pStyle w:val="STARLABResourceMeta"/>
       </w:pPr>
       <w:r>
         <w:rPr>
-          <w:i/>
+          <w:rFonts w:ascii="Arial" w:hAnsi="Arial" w:eastAsia="Arial" w:cs="Arial"/>
+          <w:color w:val="555555"/>
+          <w:sz w:val="17"/>
+          <w:szCs w:val="17"/>
+          <w:b w:val="1"/>
         </w:rPr>
-        <w:t>Unit 5 Student Handout</w:t>
+        <w:t>Unit 5 | Student Handout 6 | Week 25 | Required</w:t>
       </w:r>
     </w:p>
-    <w:p/>
+    <w:p>
+      <w:pPr>
+        <w:pStyle w:val="STARLABDivider"/>
+        <w:pBdr>
+          <w:bottom w:val="single" w:sz="12" w:space="1" w:color="E31B23"/>
+        </w:pBdr>
+      </w:pPr>
+    </w:p>
+    <w:p>
+      <w:pPr>
+        <w:spacing w:after="40"/>
+      </w:pPr>
+    </w:p>
     <w:p>
       <w:pPr>
         <w:pStyle w:val="Heading2"/>
       </w:pPr>
       <w:r>
+        <w:rPr>
+          <w:rFonts w:ascii="Arial" w:hAnsi="Arial" w:eastAsia="Arial" w:cs="Arial"/>
+          <w:color w:val="111111"/>
+          <w:sz w:val="22"/>
+          <w:szCs w:val="22"/>
+          <w:b w:val="1"/>
+        </w:rPr>
         <w:t>Purpose of the Discussion Section</w:t>
       </w:r>
     </w:p>
     <w:p>
+      <w:pPr/>
       <w:r>
+        <w:rPr>
+          <w:rFonts w:ascii="Arial" w:hAnsi="Arial" w:eastAsia="Arial" w:cs="Arial"/>
+          <w:color w:val="111111"/>
+          <w:sz w:val="19"/>
+          <w:szCs w:val="19"/>
+        </w:rPr>
         <w:t>The discussion explains what your results mean. This section should connect your evidence to your research question, hypothesis, or engineering goal.</w:t>
       </w:r>
     </w:p>
@@ -44,29 +93,88 @@
         <w:pStyle w:val="Heading3"/>
       </w:pPr>
       <w:r>
+        <w:rPr>
+          <w:rFonts w:ascii="Arial" w:hAnsi="Arial" w:eastAsia="Arial" w:cs="Arial"/>
+          <w:color w:val="555555"/>
+          <w:sz w:val="20"/>
+          <w:szCs w:val="20"/>
+          <w:b w:val="1"/>
+        </w:rPr>
         <w:t>Part A: Main Claim</w:t>
       </w:r>
     </w:p>
     <w:p>
+      <w:pPr>
+        <w:pStyle w:val="STARLABPrompt"/>
+      </w:pPr>
       <w:r>
+        <w:rPr>
+          <w:rFonts w:ascii="Arial" w:hAnsi="Arial" w:eastAsia="Arial" w:cs="Arial"/>
+          <w:color w:val="111111"/>
+          <w:sz w:val="20"/>
+          <w:szCs w:val="20"/>
+          <w:b w:val="1"/>
+        </w:rPr>
         <w:t>What is the main claim you can make based on your data?</w:t>
       </w:r>
+    </w:p>
+    <w:p>
+      <w:pPr>
+        <w:pStyle w:val="STARLABResponseLine"/>
+        <w:spacing w:line="300" w:lineRule="exact" w:after="60"/>
+        <w:pBdr>
+          <w:bottom w:val="single" w:sz="6" w:space="1" w:color="D9D9D9"/>
+        </w:pBdr>
+      </w:pPr>
     </w:p>
     <w:p>
       <w:pPr>
         <w:pStyle w:val="Heading3"/>
       </w:pPr>
       <w:r>
+        <w:rPr>
+          <w:rFonts w:ascii="Arial" w:hAnsi="Arial" w:eastAsia="Arial" w:cs="Arial"/>
+          <w:color w:val="555555"/>
+          <w:sz w:val="20"/>
+          <w:szCs w:val="20"/>
+          <w:b w:val="1"/>
+        </w:rPr>
         <w:t>Part B: Evidence</w:t>
       </w:r>
     </w:p>
     <w:p>
+      <w:pPr>
+        <w:pStyle w:val="STARLABPrompt"/>
+      </w:pPr>
       <w:r>
+        <w:rPr>
+          <w:rFonts w:ascii="Arial" w:hAnsi="Arial" w:eastAsia="Arial" w:cs="Arial"/>
+          <w:color w:val="111111"/>
+          <w:sz w:val="20"/>
+          <w:szCs w:val="20"/>
+          <w:b w:val="1"/>
+        </w:rPr>
         <w:t>What specific data supports your claim?</w:t>
       </w:r>
     </w:p>
     <w:p>
+      <w:pPr>
+        <w:pStyle w:val="STARLABResponseLine"/>
+        <w:spacing w:line="300" w:lineRule="exact" w:after="60"/>
+        <w:pBdr>
+          <w:bottom w:val="single" w:sz="6" w:space="1" w:color="D9D9D9"/>
+        </w:pBdr>
+      </w:pPr>
+    </w:p>
+    <w:p>
+      <w:pPr/>
       <w:r>
+        <w:rPr>
+          <w:rFonts w:ascii="Arial" w:hAnsi="Arial" w:eastAsia="Arial" w:cs="Arial"/>
+          <w:color w:val="111111"/>
+          <w:sz w:val="19"/>
+          <w:szCs w:val="19"/>
+        </w:rPr>
         <w:t>Include numbers, comparisons, trends, or observations when possible.</w:t>
       </w:r>
     </w:p>
@@ -75,24 +183,64 @@
         <w:pStyle w:val="Heading3"/>
       </w:pPr>
       <w:r>
+        <w:rPr>
+          <w:rFonts w:ascii="Arial" w:hAnsi="Arial" w:eastAsia="Arial" w:cs="Arial"/>
+          <w:color w:val="555555"/>
+          <w:sz w:val="20"/>
+          <w:szCs w:val="20"/>
+          <w:b w:val="1"/>
+        </w:rPr>
         <w:t>Part C: Reasoning</w:t>
       </w:r>
     </w:p>
     <w:p>
+      <w:pPr>
+        <w:pStyle w:val="STARLABPrompt"/>
+      </w:pPr>
       <w:r>
+        <w:rPr>
+          <w:rFonts w:ascii="Arial" w:hAnsi="Arial" w:eastAsia="Arial" w:cs="Arial"/>
+          <w:color w:val="111111"/>
+          <w:sz w:val="20"/>
+          <w:szCs w:val="20"/>
+          <w:b w:val="1"/>
+        </w:rPr>
         <w:t>Why does this evidence support your claim?</w:t>
       </w:r>
+    </w:p>
+    <w:p>
+      <w:pPr>
+        <w:pStyle w:val="STARLABResponseLine"/>
+        <w:spacing w:line="300" w:lineRule="exact" w:after="60"/>
+        <w:pBdr>
+          <w:bottom w:val="single" w:sz="6" w:space="1" w:color="D9D9D9"/>
+        </w:pBdr>
+      </w:pPr>
     </w:p>
     <w:p>
       <w:pPr>
         <w:pStyle w:val="Heading3"/>
       </w:pPr>
       <w:r>
+        <w:rPr>
+          <w:rFonts w:ascii="Arial" w:hAnsi="Arial" w:eastAsia="Arial" w:cs="Arial"/>
+          <w:color w:val="555555"/>
+          <w:sz w:val="20"/>
+          <w:szCs w:val="20"/>
+          <w:b w:val="1"/>
+        </w:rPr>
         <w:t>Part D: Connection to Hypothesis or Design Goal</w:t>
       </w:r>
     </w:p>
     <w:p>
+      <w:pPr/>
       <w:r>
+        <w:rPr>
+          <w:rFonts w:ascii="Arial" w:hAnsi="Arial" w:eastAsia="Arial" w:cs="Arial"/>
+          <w:color w:val="111111"/>
+          <w:sz w:val="19"/>
+          <w:szCs w:val="19"/>
+        </w:rPr>
         <w:t>Did your results support your hypothesis or meet your design criteria? Explain.</w:t>
       </w:r>
     </w:p>
@@ -101,16 +249,37 @@
         <w:pStyle w:val="Heading3"/>
       </w:pPr>
       <w:r>
+        <w:rPr>
+          <w:rFonts w:ascii="Arial" w:hAnsi="Arial" w:eastAsia="Arial" w:cs="Arial"/>
+          <w:color w:val="555555"/>
+          <w:sz w:val="20"/>
+          <w:szCs w:val="20"/>
+          <w:b w:val="1"/>
+        </w:rPr>
         <w:t>Part E: Limitations and Sources of Error</w:t>
       </w:r>
     </w:p>
     <w:p>
+      <w:pPr/>
       <w:r>
+        <w:rPr>
+          <w:rFonts w:ascii="Arial" w:hAnsi="Arial" w:eastAsia="Arial" w:cs="Arial"/>
+          <w:color w:val="111111"/>
+          <w:sz w:val="19"/>
+          <w:szCs w:val="19"/>
+        </w:rPr>
         <w:t>List at least three limitations, sources of error, or uncertainties.</w:t>
       </w:r>
     </w:p>
     <w:p>
+      <w:pPr/>
       <w:r>
+        <w:rPr>
+          <w:rFonts w:ascii="Arial" w:hAnsi="Arial" w:eastAsia="Arial" w:cs="Arial"/>
+          <w:color w:val="111111"/>
+          <w:sz w:val="19"/>
+          <w:szCs w:val="19"/>
+        </w:rPr>
         <w:t>For each limitation, explain how it may have affected your results.</w:t>
       </w:r>
     </w:p>
@@ -119,35 +288,121 @@
         <w:pStyle w:val="Heading3"/>
       </w:pPr>
       <w:r>
+        <w:rPr>
+          <w:rFonts w:ascii="Arial" w:hAnsi="Arial" w:eastAsia="Arial" w:cs="Arial"/>
+          <w:color w:val="555555"/>
+          <w:sz w:val="20"/>
+          <w:szCs w:val="20"/>
+          <w:b w:val="1"/>
+        </w:rPr>
         <w:t>Part F: Future Work</w:t>
       </w:r>
     </w:p>
     <w:p>
+      <w:pPr>
+        <w:pStyle w:val="STARLABPrompt"/>
+      </w:pPr>
       <w:r>
+        <w:rPr>
+          <w:rFonts w:ascii="Arial" w:hAnsi="Arial" w:eastAsia="Arial" w:cs="Arial"/>
+          <w:color w:val="111111"/>
+          <w:sz w:val="20"/>
+          <w:szCs w:val="20"/>
+          <w:b w:val="1"/>
+        </w:rPr>
         <w:t>What should be done next to improve, extend, or continue this research?</w:t>
       </w:r>
+    </w:p>
+    <w:p>
+      <w:pPr>
+        <w:pStyle w:val="STARLABResponseLine"/>
+        <w:spacing w:line="300" w:lineRule="exact" w:after="60"/>
+        <w:pBdr>
+          <w:bottom w:val="single" w:sz="6" w:space="1" w:color="D9D9D9"/>
+        </w:pBdr>
+      </w:pPr>
     </w:p>
     <w:p>
       <w:pPr>
         <w:pStyle w:val="Heading3"/>
       </w:pPr>
       <w:r>
+        <w:rPr>
+          <w:rFonts w:ascii="Arial" w:hAnsi="Arial" w:eastAsia="Arial" w:cs="Arial"/>
+          <w:color w:val="555555"/>
+          <w:sz w:val="20"/>
+          <w:szCs w:val="20"/>
+          <w:b w:val="1"/>
+        </w:rPr>
         <w:t>Part G: Discussion Draft</w:t>
       </w:r>
     </w:p>
     <w:p>
+      <w:pPr/>
       <w:r>
+        <w:rPr>
+          <w:rFonts w:ascii="Arial" w:hAnsi="Arial" w:eastAsia="Arial" w:cs="Arial"/>
+          <w:color w:val="111111"/>
+          <w:sz w:val="19"/>
+          <w:szCs w:val="19"/>
+        </w:rPr>
         <w:t>Write your discussion section below or in your research document.</w:t>
       </w:r>
     </w:p>
     <w:sectPr>
+      <w:headerReference w:type="default" r:id="rId9"/>
+      <w:footerReference w:type="default" r:id="rId10"/>
       <w:pgSz w:w="12240" w:h="15840"/>
-      <w:pgMar w:top="1008" w:right="1080" w:bottom="1008" w:left="1080" w:header="720" w:footer="720" w:gutter="0"/>
+      <w:pgMar w:top="936" w:right="1440" w:bottom="936" w:left="1440" w:header="504" w:footer="504" w:gutter="0"/>
       <w:cols w:space="720"/>
       <w:docGrid w:linePitch="360"/>
     </w:sectPr>
   </w:body>
 </w:document>
+</file>
+
+<file path=word/footer1.xml><?xml version="1.0" encoding="utf-8"?>
+<w:ftr xmlns:m="http://schemas.openxmlformats.org/officeDocument/2006/math" xmlns:mc="http://schemas.openxmlformats.org/markup-compatibility/2006" xmlns:mo="http://schemas.microsoft.com/office/mac/office/2008/main" xmlns:mv="urn:schemas-microsoft-com:mac:vml" xmlns:o="urn:schemas-microsoft-com:office:office" xmlns:r="http://schemas.openxmlformats.org/officeDocument/2006/relationships" xmlns:v="urn:schemas-microsoft-com:vml" xmlns:w10="urn:schemas-microsoft-com:office:word" xmlns:w14="http://schemas.microsoft.com/office/word/2010/wordml" xmlns:w="http://schemas.openxmlformats.org/wordprocessingml/2006/main" xmlns:wne="http://schemas.microsoft.com/office/word/2006/wordml" xmlns:wp14="http://schemas.microsoft.com/office/word/2010/wordprocessingDrawing" xmlns:wp="http://schemas.openxmlformats.org/drawingml/2006/wordprocessingDrawing" xmlns:wpc="http://schemas.microsoft.com/office/word/2010/wordprocessingCanvas" xmlns:wpg="http://schemas.microsoft.com/office/word/2010/wordprocessingGroup" xmlns:wpi="http://schemas.microsoft.com/office/word/2010/wordprocessingInk" xmlns:wps="http://schemas.microsoft.com/office/word/2010/wordprocessingShape" mc:Ignorable="w14 wp14">
+  <w:p>
+    <w:pPr>
+      <w:pStyle w:val="Footer"/>
+      <w:spacing w:before="40" w:after="0"/>
+      <w:jc w:val="center"/>
+    </w:pPr>
+    <w:r>
+      <w:rPr>
+        <w:rFonts w:ascii="Arial" w:hAnsi="Arial" w:eastAsia="Arial" w:cs="Arial"/>
+        <w:color w:val="555555"/>
+        <w:sz w:val="16"/>
+        <w:szCs w:val="16"/>
+        <w:b w:val="0"/>
+      </w:rPr>
+      <w:t xml:space="preserve">STARLAB | UNIT 5 | STUDENT HANDOUT 6 | PAGE </w:t>
+    </w:r>
+    <w:r>
+      <w:rPr>
+        <w:rFonts w:ascii="Arial" w:hAnsi="Arial" w:eastAsia="Arial" w:cs="Arial"/>
+        <w:color w:val="555555"/>
+        <w:sz w:val="16"/>
+        <w:szCs w:val="16"/>
+        <w:b w:val="0"/>
+      </w:rPr>
+      <w:fldChar w:fldCharType="begin"/>
+      <w:instrText xml:space="preserve"> PAGE </w:instrText>
+      <w:fldChar w:fldCharType="end"/>
+    </w:r>
+  </w:p>
+</w:ftr>
+</file>
+
+<file path=word/header1.xml><?xml version="1.0" encoding="utf-8"?>
+<w:hdr xmlns:m="http://schemas.openxmlformats.org/officeDocument/2006/math" xmlns:mc="http://schemas.openxmlformats.org/markup-compatibility/2006" xmlns:mo="http://schemas.microsoft.com/office/mac/office/2008/main" xmlns:mv="urn:schemas-microsoft-com:mac:vml" xmlns:o="urn:schemas-microsoft-com:office:office" xmlns:r="http://schemas.openxmlformats.org/officeDocument/2006/relationships" xmlns:v="urn:schemas-microsoft-com:vml" xmlns:w10="urn:schemas-microsoft-com:office:word" xmlns:w14="http://schemas.microsoft.com/office/word/2010/wordml" xmlns:w="http://schemas.openxmlformats.org/wordprocessingml/2006/main" xmlns:wne="http://schemas.microsoft.com/office/word/2006/wordml" xmlns:wp14="http://schemas.microsoft.com/office/word/2010/wordprocessingDrawing" xmlns:wp="http://schemas.openxmlformats.org/drawingml/2006/wordprocessingDrawing" xmlns:wpc="http://schemas.microsoft.com/office/word/2010/wordprocessingCanvas" xmlns:wpg="http://schemas.microsoft.com/office/word/2010/wordprocessingGroup" xmlns:wpi="http://schemas.microsoft.com/office/word/2010/wordprocessingInk" xmlns:wps="http://schemas.microsoft.com/office/word/2010/wordprocessingShape" mc:Ignorable="w14 wp14">
+  <w:p>
+    <w:pPr>
+      <w:pStyle w:val="Header"/>
+    </w:pPr>
+  </w:p>
+</w:hdr>
 </file>
 
 <file path=word/numbering.xml><?xml version="1.0" encoding="utf-8"?>
@@ -513,9 +768,15 @@
     <w:name w:val="Normal"/>
     <w:qFormat/>
     <w:rsid w:val="00FC693F"/>
+    <w:pPr>
+      <w:keepLines w:val="0"/>
+      <w:spacing w:before="0" w:after="60" w:line="247" w:lineRule="auto"/>
+    </w:pPr>
     <w:rPr>
-      <w:rFonts w:ascii="Aptos" w:hAnsi="Aptos" w:eastAsia="Aptos"/>
-      <w:sz w:val="21"/>
+      <w:rFonts w:ascii="Arial" w:hAnsi="Arial" w:eastAsia="Arial"/>
+      <w:b w:val="0"/>
+      <w:color w:val="111111"/>
+      <w:sz w:val="19"/>
     </w:rPr>
   </w:style>
   <w:style w:type="paragraph" w:styleId="Header">
@@ -573,15 +834,15 @@
     <w:pPr>
       <w:keepNext/>
       <w:keepLines/>
-      <w:spacing w:before="480" w:after="0"/>
+      <w:spacing w:before="180" w:after="60" w:line="240" w:lineRule="auto"/>
       <w:outlineLvl w:val="0"/>
     </w:pPr>
     <w:rPr>
-      <w:rFonts w:asciiTheme="majorHAnsi" w:eastAsiaTheme="majorEastAsia" w:hAnsiTheme="majorHAnsi" w:cstheme="majorBidi" w:ascii="Aptos Display" w:hAnsi="Aptos Display" w:eastAsia="Aptos Display"/>
+      <w:rFonts w:asciiTheme="majorHAnsi" w:eastAsiaTheme="majorEastAsia" w:hAnsiTheme="majorHAnsi" w:cstheme="majorBidi" w:ascii="Arial" w:hAnsi="Arial" w:eastAsia="Arial"/>
       <w:b/>
       <w:bCs/>
-      <w:color w:val="365F91" w:themeColor="accent1" w:themeShade="BF"/>
-      <w:sz w:val="28"/>
+      <w:color w:val="E31B23"/>
+      <w:sz w:val="27"/>
       <w:szCs w:val="28"/>
     </w:rPr>
   </w:style>
@@ -597,15 +858,15 @@
     <w:pPr>
       <w:keepNext/>
       <w:keepLines/>
-      <w:spacing w:before="200" w:after="0"/>
+      <w:spacing w:before="120" w:after="40" w:line="240" w:lineRule="auto"/>
       <w:outlineLvl w:val="1"/>
     </w:pPr>
     <w:rPr>
-      <w:rFonts w:asciiTheme="majorHAnsi" w:eastAsiaTheme="majorEastAsia" w:hAnsiTheme="majorHAnsi" w:cstheme="majorBidi" w:ascii="Aptos" w:hAnsi="Aptos" w:eastAsia="Aptos"/>
+      <w:rFonts w:asciiTheme="majorHAnsi" w:eastAsiaTheme="majorEastAsia" w:hAnsiTheme="majorHAnsi" w:cstheme="majorBidi" w:ascii="Arial" w:hAnsi="Arial" w:eastAsia="Arial"/>
       <w:b/>
       <w:bCs/>
-      <w:color w:val="4F81BD" w:themeColor="accent1"/>
-      <w:sz w:val="26"/>
+      <w:color w:val="111111"/>
+      <w:sz w:val="22"/>
       <w:szCs w:val="26"/>
     </w:rPr>
   </w:style>
@@ -621,14 +882,15 @@
     <w:pPr>
       <w:keepNext/>
       <w:keepLines/>
-      <w:spacing w:before="200" w:after="0"/>
+      <w:spacing w:before="100" w:after="40" w:line="240" w:lineRule="auto"/>
       <w:outlineLvl w:val="2"/>
     </w:pPr>
     <w:rPr>
-      <w:rFonts w:asciiTheme="majorHAnsi" w:eastAsiaTheme="majorEastAsia" w:hAnsiTheme="majorHAnsi" w:cstheme="majorBidi" w:ascii="Aptos" w:hAnsi="Aptos" w:eastAsia="Aptos"/>
+      <w:rFonts w:asciiTheme="majorHAnsi" w:eastAsiaTheme="majorEastAsia" w:hAnsiTheme="majorHAnsi" w:cstheme="majorBidi" w:ascii="Arial" w:hAnsi="Arial" w:eastAsia="Arial"/>
       <w:b/>
       <w:bCs/>
-      <w:color w:val="4F81BD" w:themeColor="accent1"/>
+      <w:color w:val="555555"/>
+      <w:sz w:val="20"/>
     </w:rPr>
   </w:style>
   <w:style w:type="paragraph" w:styleId="Heading4">
@@ -1044,8 +1306,16 @@
       <w:numPr>
         <w:numId w:val="1"/>
       </w:numPr>
+      <w:spacing w:before="0" w:after="60" w:line="247" w:lineRule="auto"/>
+      <w:ind w:left="547" w:hanging="274"/>
       <w:contextualSpacing/>
     </w:pPr>
+    <w:rPr>
+      <w:rFonts w:ascii="Arial" w:hAnsi="Arial" w:eastAsia="Arial"/>
+      <w:b w:val="0"/>
+      <w:color w:val="111111"/>
+      <w:sz w:val="19"/>
+    </w:rPr>
   </w:style>
   <w:style w:type="paragraph" w:styleId="ListBullet2">
     <w:name w:val="List Bullet 2"/>
@@ -1083,8 +1353,16 @@
       <w:numPr>
         <w:numId w:val="5"/>
       </w:numPr>
+      <w:spacing w:before="0" w:after="60" w:line="247" w:lineRule="auto"/>
+      <w:ind w:left="547" w:hanging="274"/>
       <w:contextualSpacing/>
     </w:pPr>
+    <w:rPr>
+      <w:rFonts w:ascii="Arial" w:hAnsi="Arial" w:eastAsia="Arial"/>
+      <w:b w:val="0"/>
+      <w:color w:val="111111"/>
+      <w:sz w:val="19"/>
+    </w:rPr>
   </w:style>
   <w:style w:type="paragraph" w:styleId="ListNumber2">
     <w:name w:val="List Number 2"/>
@@ -12199,6 +12477,91 @@
         <w:shd w:val="clear" w:color="auto" w:fill="FBCAA2" w:themeFill="accent6" w:themeFillTint="7F"/>
       </w:tcPr>
     </w:tblStylePr>
+  </w:style>
+  <w:style w:type="paragraph" w:customStyle="1" w:styleId="STARLABKicker">
+    <w:name w:val="STARLAB Kicker"/>
+    <w:pPr>
+      <w:spacing w:before="0" w:after="60" w:line="240" w:lineRule="auto"/>
+    </w:pPr>
+    <w:rPr>
+      <w:rFonts w:ascii="Arial" w:hAnsi="Arial" w:eastAsia="Arial"/>
+      <w:b/>
+      <w:caps/>
+      <w:color w:val="E31B23"/>
+      <w:sz w:val="18"/>
+    </w:rPr>
+  </w:style>
+  <w:style w:type="paragraph" w:customStyle="1" w:styleId="STARLABResourceTitle">
+    <w:name w:val="STARLAB Resource Title"/>
+    <w:pPr>
+      <w:spacing w:before="0" w:after="60" w:line="240" w:lineRule="auto"/>
+    </w:pPr>
+    <w:rPr>
+      <w:rFonts w:ascii="Arial" w:hAnsi="Arial" w:eastAsia="Arial"/>
+      <w:b/>
+      <w:color w:val="111111"/>
+      <w:sz w:val="38"/>
+    </w:rPr>
+  </w:style>
+  <w:style w:type="paragraph" w:customStyle="1" w:styleId="STARLABResourceMeta">
+    <w:name w:val="STARLAB Resource Meta"/>
+    <w:pPr>
+      <w:spacing w:before="0" w:after="80" w:line="240" w:lineRule="auto"/>
+    </w:pPr>
+    <w:rPr>
+      <w:rFonts w:ascii="Arial" w:hAnsi="Arial" w:eastAsia="Arial"/>
+      <w:b/>
+      <w:color w:val="555555"/>
+      <w:sz w:val="17"/>
+    </w:rPr>
+  </w:style>
+  <w:style w:type="paragraph" w:customStyle="1" w:styleId="STARLABDivider">
+    <w:name w:val="STARLAB Divider"/>
+    <w:pPr>
+      <w:spacing w:before="0" w:after="160" w:line="240" w:lineRule="auto"/>
+    </w:pPr>
+    <w:rPr>
+      <w:rFonts w:ascii="Arial" w:hAnsi="Arial" w:eastAsia="Arial"/>
+      <w:b w:val="0"/>
+      <w:color w:val="E31B23"/>
+      <w:sz w:val="4"/>
+    </w:rPr>
+  </w:style>
+  <w:style w:type="paragraph" w:customStyle="1" w:styleId="STARLABPrompt">
+    <w:name w:val="STARLAB Prompt"/>
+    <w:pPr>
+      <w:spacing w:before="60" w:after="40" w:line="247" w:lineRule="auto"/>
+    </w:pPr>
+    <w:rPr>
+      <w:rFonts w:ascii="Arial" w:hAnsi="Arial" w:eastAsia="Arial"/>
+      <w:b/>
+      <w:color w:val="111111"/>
+      <w:sz w:val="20"/>
+    </w:rPr>
+  </w:style>
+  <w:style w:type="paragraph" w:customStyle="1" w:styleId="STARLABUseNote">
+    <w:name w:val="STARLAB Use Note"/>
+    <w:pPr>
+      <w:spacing w:before="0" w:after="80" w:line="247" w:lineRule="auto"/>
+    </w:pPr>
+    <w:rPr>
+      <w:rFonts w:ascii="Arial" w:hAnsi="Arial" w:eastAsia="Arial"/>
+      <w:b w:val="0"/>
+      <w:color w:val="555555"/>
+      <w:sz w:val="18"/>
+    </w:rPr>
+  </w:style>
+  <w:style w:type="paragraph" w:customStyle="1" w:styleId="STARLABResponseLine">
+    <w:name w:val="STARLAB Response Line"/>
+    <w:pPr>
+      <w:spacing w:before="0" w:after="60" w:line="240" w:lineRule="auto"/>
+    </w:pPr>
+    <w:rPr>
+      <w:rFonts w:ascii="Arial" w:hAnsi="Arial" w:eastAsia="Arial"/>
+      <w:b w:val="0"/>
+      <w:color w:val="111111"/>
+      <w:sz w:val="20"/>
+    </w:rPr>
   </w:style>
 </w:styles>
 </file>
